--- a/3 Project Design Phase/Solution Architecture.docx
+++ b/3 Project Design Phase/Solution Architecture.docx
@@ -125,7 +125,7 @@
                 <w:rFonts w:ascii="Times New Roman"/>
                 <w:sz w:val="24"/>
               </w:rPr>
-              <w:t xml:space="preserve">02 October 2026</w:t>
+              <w:t>01/10/2026</w:t>
             </w:r>
           </w:p>
         </w:tc>
@@ -271,6 +271,60 @@
                 <w:sz w:val="24"/>
               </w:rPr>
               <w:t xml:space="preserve">PocketSmart AI</w:t>
+            </w:r>
+          </w:p>
+        </w:tc>
+      </w:tr>
+      <w:tr>
+        <w:trPr>
+          <w:trHeight w:val="460" w:hRule="atLeast"/>
+        </w:trPr>
+        <w:tc>
+          <w:tcPr>
+            <w:tcW w:w="3240" w:type="dxa"/>
+          </w:tcPr>
+          <w:p>
+            <w:pPr>
+              <w:pStyle w:val="TableParagraph"/>
+              <w:spacing w:before="82"/>
+              <w:ind w:left="125"/>
+              <w:rPr>
+                <w:rFonts w:ascii="Times New Roman"/>
+                <w:b/>
+                <w:sz w:val="24"/>
+              </w:rPr>
+            </w:pPr>
+            <w:r>
+              <w:rPr>
+                <w:rFonts w:ascii="Times New Roman"/>
+                <w:b/>
+                <w:sz w:val="24"/>
+              </w:rPr>
+              <w:t>Guide</w:t>
+            </w:r>
+          </w:p>
+        </w:tc>
+        <w:tc>
+          <w:tcPr>
+            <w:tcW w:w="6120" w:type="dxa"/>
+          </w:tcPr>
+          <w:p>
+            <w:pPr>
+              <w:pStyle w:val="TableParagraph"/>
+              <w:spacing w:before="82"/>
+              <w:ind w:left="125"/>
+              <w:rPr>
+                <w:rFonts w:ascii="Times New Roman"/>
+                <w:sz w:val="24"/>
+              </w:rPr>
+            </w:pPr>
+            <w:r>
+              <w:rPr>
+                <w:rFonts w:ascii="Times New Roman"/>
+                <w:spacing w:val="-2"/>
+                <w:sz w:val="24"/>
+              </w:rPr>
+              <w:t>N. Indumathi AP/CSE</w:t>
             </w:r>
           </w:p>
         </w:tc>
@@ -410,157 +464,7 @@
       </w:pPr>
       <w:r>
         <w:rPr/>
-        <w:t>Provide a high-level visual representation of your solution's architecture. Use the structural layout below as a template to map out your Presentation Layer, Application Layer, and Data Layer.</w:t>
-      </w:r>
-      <w:r>
-        <w:rPr>
-          <w:spacing w:val="-4"/>
-        </w:rPr>
-        <w:t> </w:t>
-      </w:r>
-      <w:r>
-        <w:rPr/>
-        <w:t>Fill</w:t>
-      </w:r>
-      <w:r>
-        <w:rPr>
-          <w:spacing w:val="-4"/>
-        </w:rPr>
-        <w:t> </w:t>
-      </w:r>
-      <w:r>
-        <w:rPr/>
-        <w:t>in</w:t>
-      </w:r>
-      <w:r>
-        <w:rPr>
-          <w:spacing w:val="-4"/>
-        </w:rPr>
-        <w:t> </w:t>
-      </w:r>
-      <w:r>
-        <w:rPr/>
-        <w:t>the</w:t>
-      </w:r>
-      <w:r>
-        <w:rPr>
-          <w:spacing w:val="-4"/>
-        </w:rPr>
-        <w:t> </w:t>
-      </w:r>
-      <w:r>
-        <w:rPr/>
-        <w:t>specific</w:t>
-      </w:r>
-      <w:r>
-        <w:rPr>
-          <w:spacing w:val="-4"/>
-        </w:rPr>
-        <w:t> </w:t>
-      </w:r>
-      <w:r>
-        <w:rPr/>
-        <w:t>technologies</w:t>
-      </w:r>
-      <w:r>
-        <w:rPr>
-          <w:spacing w:val="-4"/>
-        </w:rPr>
-        <w:t> </w:t>
-      </w:r>
-      <w:r>
-        <w:rPr/>
-        <w:t>and</w:t>
-      </w:r>
-      <w:r>
-        <w:rPr>
-          <w:spacing w:val="-4"/>
-        </w:rPr>
-        <w:t> </w:t>
-      </w:r>
-      <w:r>
-        <w:rPr/>
-        <w:t>components</w:t>
-      </w:r>
-      <w:r>
-        <w:rPr>
-          <w:spacing w:val="-4"/>
-        </w:rPr>
-        <w:t> </w:t>
-      </w:r>
-      <w:r>
-        <w:rPr/>
-        <w:t>for</w:t>
-      </w:r>
-      <w:r>
-        <w:rPr>
-          <w:spacing w:val="-4"/>
-        </w:rPr>
-        <w:t> </w:t>
-      </w:r>
-      <w:r>
-        <w:rPr/>
-        <w:t>your</w:t>
-      </w:r>
-      <w:r>
-        <w:rPr>
-          <w:spacing w:val="-4"/>
-        </w:rPr>
-        <w:t> </w:t>
-      </w:r>
-      <w:r>
-        <w:rPr/>
-        <w:t>project</w:t>
-      </w:r>
-      <w:r>
-        <w:rPr>
-          <w:spacing w:val="-4"/>
-        </w:rPr>
-        <w:t> </w:t>
-      </w:r>
-      <w:r>
-        <w:rPr/>
-        <w:t>directly</w:t>
-      </w:r>
-      <w:r>
-        <w:rPr>
-          <w:spacing w:val="-4"/>
-        </w:rPr>
-        <w:t> </w:t>
-      </w:r>
-      <w:r>
-        <w:rPr/>
-        <w:t>into</w:t>
-      </w:r>
-      <w:r>
-        <w:rPr>
-          <w:spacing w:val="-4"/>
-        </w:rPr>
-        <w:t> </w:t>
-      </w:r>
-      <w:r>
-        <w:rPr/>
-        <w:t>the</w:t>
-      </w:r>
-      <w:r>
-        <w:rPr>
-          <w:spacing w:val="-4"/>
-        </w:rPr>
-        <w:t> </w:t>
-      </w:r>
-      <w:r>
-        <w:rPr/>
-        <w:t>boxes</w:t>
-      </w:r>
-      <w:r>
-        <w:rPr>
-          <w:spacing w:val="-4"/>
-        </w:rPr>
-        <w:t> </w:t>
-      </w:r>
-      <w:r>
-        <w:rPr/>
-        <w:t>to create your architectural diagram.</w:t>
+        <w:t>PocketSmart AI has a presentation layer (Jinja2 pages with JavaScript), an application layer (FastAPI routes, planner engine and answer verification), an AI layer (Gemini) and a data layer (SQLite). The diagram and the table below show these components.</w:t>
       </w:r>
     </w:p>
     <w:p>
@@ -643,7 +547,7 @@
               <w:rPr>
                 <w:sz w:val="18"/>
               </w:rPr>
-              <w:t xml:space="preserve">Streamlit web app (mobile-friendly) and FastAPI /docs page</w:t>
+              <w:t>Browser UI: Jinja2 HTML pages with vanilla JavaScript (landing, planners, results, dashboard, history) and the FastAPI /docs page</w:t>
             </w:r>
           </w:p>
         </w:tc>
@@ -751,7 +655,7 @@
               <w:rPr>
                 <w:sz w:val="18"/>
               </w:rPr>
-              <w:t xml:space="preserve">Google Cloud Run HTTPS endpoint (managed load balancing and autoscaling) routing to FastAPI</w:t>
+              <w:t>FastAPI app on Uvicorn: public, auth and planner routes, CORS limited to localhost, static files, error handlers</w:t>
             </w:r>
           </w:p>
         </w:tc>
@@ -859,7 +763,7 @@
               <w:rPr>
                 <w:sz w:val="16"/>
               </w:rPr>
-              <w:t xml:space="preserve">Pydantic schemas on every endpoint; API key kept in .env / Cloud Run env var</w:t>
+              <w:t>JWT in an HttpOnly cookie, PBKDF2-hashed passwords, Pydantic and Pillow input validation, secrets in .env</w:t>
             </w:r>
           </w:p>
         </w:tc>
@@ -908,7 +812,7 @@
               <w:rPr>
                 <w:sz w:val="16"/>
               </w:rPr>
-              <w:t xml:space="preserve">TF-IDF + Logistic Regression classifier, rolling z-score / Isolation Forest anomalies, baseline and SARIMAX forecasts</w:t>
+              <w:t>Planner engine: shortlist catalog, build prompt, verify picks (real ids, no duplicates, total within budget), rule-based fallback</w:t>
             </w:r>
           </w:p>
         </w:tc>
@@ -957,7 +861,7 @@
               <w:rPr>
                 <w:sz w:val="16"/>
               </w:rPr>
-              <w:t xml:space="preserve">Google Gemini API for advice phrasing, with local cache and template fallback</w:t>
+              <w:t>Google Gemini API via google-genai (text and text+image) with a model fallback chain</w:t>
             </w:r>
           </w:p>
         </w:tc>
@@ -1066,7 +970,7 @@
               <w:rPr>
                 <w:sz w:val="18"/>
               </w:rPr>
-              <w:t xml:space="preserve">CSV transactions, classifier.joblib, metrics.json, Gemini response cache (JSON)</w:t>
+              <w:t>SQLite (users, history) and the simulated product catalog (52 items)</w:t>
             </w:r>
           </w:p>
         </w:tc>
@@ -1360,7 +1264,7 @@
               <w:rPr>
                 <w:sz w:val="22"/>
               </w:rPr>
-              <w:t xml:space="preserve">Presentation Layer</w:t>
+              <w:t>Presentation Layer</w:t>
             </w:r>
           </w:p>
         </w:tc>
@@ -1381,7 +1285,7 @@
               <w:rPr>
                 <w:sz w:val="22"/>
               </w:rPr>
-              <w:t xml:space="preserve">Lets the user submit merchant strings or requests and view categories, summaries, forecasts, anomalies and advice.</w:t>
+              <w:t>Renders pages and forms, submits requests with fetch, shows result cards with sort and platform filter</w:t>
             </w:r>
           </w:p>
         </w:tc>
@@ -1402,7 +1306,7 @@
               <w:rPr>
                 <w:sz w:val="22"/>
               </w:rPr>
-              <w:t xml:space="preserve">Streamlit, FastAPI /docs page</w:t>
+              <w:t>HTML, CSS, vanilla JavaScript, Jinja2</w:t>
             </w:r>
           </w:p>
         </w:tc>
@@ -1428,7 +1332,7 @@
               <w:rPr>
                 <w:sz w:val="22"/>
               </w:rPr>
-              <w:t xml:space="preserve">API Gateway</w:t>
+              <w:t>Application Server</w:t>
             </w:r>
           </w:p>
         </w:tc>
@@ -1449,7 +1353,7 @@
               <w:rPr>
                 <w:sz w:val="22"/>
               </w:rPr>
-              <w:t xml:space="preserve">Receives HTTPS requests, routes them to the five endpoints and scales the container with load.</w:t>
+              <w:t>Receives requests, routes them to public, auth and planner handlers, applies CORS and error handling</w:t>
             </w:r>
           </w:p>
         </w:tc>
@@ -1470,7 +1374,7 @@
               <w:rPr>
                 <w:sz w:val="22"/>
               </w:rPr>
-              <w:t xml:space="preserve">Google Cloud Run, FastAPI routing</w:t>
+              <w:t>FastAPI, Uvicorn</w:t>
             </w:r>
           </w:p>
         </w:tc>
@@ -1497,7 +1401,7 @@
                 <w:spacing w:val="-2"/>
                 <w:sz w:val="22"/>
               </w:rPr>
-              <w:t xml:space="preserve">Core Logic Services (ML)</w:t>
+              <w:t>Planner Engine (Core Logic)</w:t>
             </w:r>
           </w:p>
         </w:tc>
@@ -1518,7 +1422,7 @@
               <w:rPr>
                 <w:sz w:val="22"/>
               </w:rPr>
-              <w:t xml:space="preserve">Categorizes merchants, detects anomalies and forecasts weekly spend; models load once at start-up.</w:t>
+              <w:t>Validates input, shortlists products, builds prompts, verifies picks and applies the rule-based fallback</w:t>
             </w:r>
           </w:p>
         </w:tc>
@@ -1539,7 +1443,7 @@
               <w:rPr>
                 <w:sz w:val="22"/>
               </w:rPr>
-              <w:t xml:space="preserve">Python 3.11, scikit-learn, statsmodels, joblib</w:t>
+              <w:t>Python, Pydantic</w:t>
             </w:r>
           </w:p>
         </w:tc>
@@ -1566,7 +1470,7 @@
                 <w:spacing w:val="-2"/>
                 <w:sz w:val="22"/>
               </w:rPr>
-              <w:t xml:space="preserve">Validation and Secrets</w:t>
+              <w:t>Auth &amp; Validation</w:t>
             </w:r>
           </w:p>
         </w:tc>
@@ -1587,7 +1491,7 @@
               <w:rPr>
                 <w:sz w:val="22"/>
               </w:rPr>
-              <w:t xml:space="preserve">Validates every request and keeps the Gemini key out of the code and out of git.</w:t>
+              <w:t>Registers and logs in users, hashes passwords, issues JWT, validates outfit images</w:t>
             </w:r>
           </w:p>
         </w:tc>
@@ -1608,7 +1512,7 @@
               <w:rPr>
                 <w:sz w:val="22"/>
               </w:rPr>
-              <w:t xml:space="preserve">Pydantic, .env, Cloud Run environment variables</w:t>
+              <w:t>PyJWT, PBKDF2 (hashlib), Pillow</w:t>
             </w:r>
           </w:p>
         </w:tc>
@@ -1634,7 +1538,7 @@
               <w:rPr>
                 <w:sz w:val="22"/>
               </w:rPr>
-              <w:t xml:space="preserve">Gemini Advice Layer</w:t>
+              <w:t>Gemini Layer</w:t>
             </w:r>
           </w:p>
         </w:tc>
@@ -1655,7 +1559,7 @@
               <w:rPr>
                 <w:sz w:val="22"/>
               </w:rPr>
-              <w:t xml:space="preserve">Turns model JSON into plain-English advice only; uses a cache and a template fallback if the API fails.</w:t>
+              <w:t>Sends text or text+image prompts, parses JSON defensively and tries backup models</w:t>
             </w:r>
           </w:p>
         </w:tc>
@@ -1676,7 +1580,7 @@
               <w:rPr>
                 <w:sz w:val="22"/>
               </w:rPr>
-              <w:t xml:space="preserve">Google Gemini API, JSON cache</w:t>
+              <w:t>google-genai, Google Gemini</w:t>
             </w:r>
           </w:p>
         </w:tc>
@@ -1702,7 +1606,7 @@
               <w:rPr>
                 <w:sz w:val="22"/>
               </w:rPr>
-              <w:t xml:space="preserve">Database / Storage</w:t>
+              <w:t>Database / Storage</w:t>
             </w:r>
           </w:p>
         </w:tc>
@@ -1723,7 +1627,7 @@
               <w:rPr>
                 <w:sz w:val="22"/>
               </w:rPr>
-              <w:t xml:space="preserve">Holds synthetic transactions, the trained model, evaluation results and cached advice. No database server.</w:t>
+              <w:t>Stores users and per-user history; the product catalog lives in code</w:t>
             </w:r>
           </w:p>
         </w:tc>
@@ -1744,7 +1648,7 @@
               <w:rPr>
                 <w:sz w:val="22"/>
               </w:rPr>
-              <w:t xml:space="preserve">CSV, joblib, JSON files</w:t>
+              <w:t>SQLite (sqlite3), products.py</w:t>
             </w:r>
           </w:p>
         </w:tc>
